--- a/modelos_prod/PropostaConferencia.docx
+++ b/modelos_prod/PropostaConferencia.docx
@@ -67,7 +67,7 @@
           <w:b/>
           <w:bCs/>
         </w:rPr>
-        <w:t>numero_proposta</w:t>
+        <w:t>${numero_proposta}</w:t>
       </w:r>
       <w:proofErr w:type="spellEnd"/>
       <w:r>
@@ -101,7 +101,7 @@
       </w:r>
       <w:proofErr w:type="spellStart"/>
       <w:r>
-        <w:t>DExrenso</w:t>
+        <w:t>${data_extenso}</w:t>
       </w:r>
       <w:proofErr w:type="spellEnd"/>
       <w:r>
@@ -158,7 +158,7 @@
       </w:r>
       <w:proofErr w:type="spellStart"/>
       <w:r>
-        <w:t>nome_cliente_salvo</w:t>
+        <w:t>${nome_cliente}</w:t>
       </w:r>
       <w:proofErr w:type="spellEnd"/>
       <w:r>
@@ -178,14 +178,14 @@
           <w:b/>
           <w:bCs/>
         </w:rPr>
-        <w:t>E-mail:</w:t>
+        <w:t>E-${email_cliente}:</w:t>
       </w:r>
       <w:r>
         <w:t xml:space="preserve"> ${</w:t>
       </w:r>
       <w:proofErr w:type="spellStart"/>
       <w:r>
-        <w:t>email_salvo</w:t>
+        <w:t>##TEMP_e${email_cliente}_salvo##</w:t>
       </w:r>
       <w:proofErr w:type="spellEnd"/>
       <w:r>
@@ -212,7 +212,7 @@
       </w:r>
       <w:proofErr w:type="spellStart"/>
       <w:r>
-        <w:t>telefone_salvo</w:t>
+        <w:t>${telefone_cliente}</w:t>
       </w:r>
       <w:proofErr w:type="spellEnd"/>
       <w:r>
@@ -239,7 +239,7 @@
       </w:r>
       <w:proofErr w:type="spellStart"/>
       <w:r>
-        <w:t>celular_salvo</w:t>
+        <w:t>${celular_cliente}</w:t>
       </w:r>
       <w:proofErr w:type="spellEnd"/>
       <w:r>
@@ -266,7 +266,7 @@
       </w:r>
       <w:proofErr w:type="spellStart"/>
       <w:r>
-        <w:t>whatsapp_salvo</w:t>
+        <w:t>##TEMP_${whatsapp_cliente}_salvo##</w:t>
       </w:r>
       <w:proofErr w:type="spellEnd"/>
       <w:r>
@@ -316,7 +316,7 @@
       </w:r>
       <w:proofErr w:type="spellStart"/>
       <w:r>
-        <w:t>endereco_obra</w:t>
+        <w:t>${endereco_obra}</w:t>
       </w:r>
       <w:proofErr w:type="spellEnd"/>
       <w:r>
@@ -343,7 +343,7 @@
       </w:r>
       <w:proofErr w:type="spellStart"/>
       <w:r>
-        <w:t>bairro_obra</w:t>
+        <w:t>${bairro_obra}</w:t>
       </w:r>
       <w:proofErr w:type="spellEnd"/>
       <w:r>
@@ -370,7 +370,7 @@
       </w:r>
       <w:proofErr w:type="spellStart"/>
       <w:r>
-        <w:t>cidade_obra</w:t>
+        <w:t>${cidade_obra}</w:t>
       </w:r>
       <w:proofErr w:type="spellEnd"/>
       <w:r>
@@ -397,7 +397,7 @@
       </w:r>
       <w:proofErr w:type="spellStart"/>
       <w:r>
-        <w:t>estado_obra</w:t>
+        <w:t>${estado_obra}</w:t>
       </w:r>
       <w:proofErr w:type="spellEnd"/>
       <w:r>
@@ -442,7 +442,7 @@
           <w:b/>
           <w:bCs/>
         </w:rPr>
-        <w:t>${Empresa}</w:t>
+        <w:t>##TEMP_${empresa_nome}##</w:t>
       </w:r>
       <w:r>
         <w:t xml:space="preserve"> é referência em serviços topográficos de alta precisão. Com vasta experiência e histórico sólido de projetos concluídos, garantimos segurança e exatidão em cada medição.</w:t>
@@ -484,7 +484,7 @@
     </w:p>
     <w:p>
       <w:r>
-        <w:t>${finalidade}</w:t>
+        <w:t>##TEMP_${finalidade_obra}##</w:t>
       </w:r>
     </w:p>
     <w:p>
@@ -580,7 +580,7 @@
         </w:numPr>
       </w:pPr>
       <w:r>
-        <w:t>ART – Anotação de Responsabilidade Técnica emitida pela ${Empresa}, cadastrada no CREA-MG.</w:t>
+        <w:t>ART – Anotação de Responsabilidade Técnica emitida pela ##TEMP_${empresa_nome}##, cadastrada no CREA-MG.</w:t>
       </w:r>
     </w:p>
     <w:p>
@@ -998,7 +998,7 @@
           <w:b/>
           <w:bCs/>
         </w:rPr>
-        <w:t>ValorProposta</w:t>
+        <w:t>${valor_total}</w:t>
       </w:r>
       <w:proofErr w:type="spellEnd"/>
       <w:r>
@@ -1014,7 +1014,7 @@
           <w:b/>
           <w:bCs/>
         </w:rPr>
-        <w:t>ValorExtenso</w:t>
+        <w:t>${valor_extenso}</w:t>
       </w:r>
       <w:proofErr w:type="spellEnd"/>
       <w:r>
@@ -1110,7 +1110,7 @@
       </w:r>
       <w:proofErr w:type="spellStart"/>
       <w:r>
-        <w:t>mobilizacao_valor</w:t>
+        <w:t>${valor_entrada}</w:t>
       </w:r>
       <w:proofErr w:type="spellEnd"/>
       <w:r>
@@ -1162,7 +1162,7 @@
       </w:r>
       <w:proofErr w:type="spellStart"/>
       <w:r>
-        <w:t>restante_valor</w:t>
+        <w:t>${valor_restante}</w:t>
       </w:r>
       <w:proofErr w:type="spellEnd"/>
       <w:r>
@@ -1271,7 +1271,7 @@
         <w:t>Titular:</w:t>
       </w:r>
       <w:r>
-        <w:t xml:space="preserve"> ${Empresa}</w:t>
+        <w:t xml:space="preserve"> ##TEMP_${empresa_nome}##</w:t>
       </w:r>
     </w:p>
     <w:p>
@@ -1286,10 +1286,10 @@
           <w:b/>
           <w:bCs/>
         </w:rPr>
-        <w:t>CNPJ:</w:t>
-      </w:r>
-      <w:r>
-        <w:t xml:space="preserve"> ${CNPJ}</w:t>
+        <w:t>${empresa_cnpj}:</w:t>
+      </w:r>
+      <w:r>
+        <w:t xml:space="preserve"> ##TEMP_${empresa_cnpj}##</w:t>
       </w:r>
     </w:p>
     <w:p>
@@ -1304,10 +1304,10 @@
           <w:b/>
           <w:bCs/>
         </w:rPr>
-        <w:t>Chave PIX:</w:t>
-      </w:r>
-      <w:r>
-        <w:t xml:space="preserve"> ${PIX}</w:t>
+        <w:t>Chave ${chave_pix}:</w:t>
+      </w:r>
+      <w:r>
+        <w:t xml:space="preserve"> ##TEMP_${chave_pix}##</w:t>
       </w:r>
     </w:p>
     <w:p>
@@ -1388,7 +1388,7 @@
           <w:b/>
           <w:bCs/>
         </w:rPr>
-        <w:t>${Empresa}</w:t>
+        <w:t>##TEMP_${empresa_nome}##</w:t>
       </w:r>
       <w:r>
         <w:t xml:space="preserve"> </w:t>
@@ -1407,7 +1407,7 @@
       </w:r>
       <w:proofErr w:type="spellStart"/>
       <w:r>
-        <w:t>whatsapp</w:t>
+        <w:t>${whatsapp_cliente}</w:t>
       </w:r>
       <w:proofErr w:type="spellEnd"/>
       <w:r>
